--- a/documentos/Entrega 1/Projeto_Interdiciplinar_Ciencia_de_Dados/Análise Exploratória e Verificação da Qualidade da Base de Dados PicMoney.docx
+++ b/documentos/Entrega 1/Projeto_Interdiciplinar_Ciencia_de_Dados/Análise Exploratória e Verificação da Qualidade da Base de Dados PicMoney.docx
@@ -11,6 +11,7 @@
           <w:bCs/>
           <w:sz w:val="24"/>
           <w:szCs w:val="24"/>
+          <w:u w:val="single"/>
         </w:rPr>
       </w:pPr>
       <w:r>
@@ -20,6 +21,7 @@
           <w:bCs/>
           <w:sz w:val="24"/>
           <w:szCs w:val="24"/>
+          <w:u w:val="single"/>
         </w:rPr>
         <w:t>FUNDAÇÃO ESCOLA DE COMÉRCIO ÁLVARES PENTEADO – FECAP</w:t>
       </w:r>
@@ -33,6 +35,7 @@
           <w:bCs/>
           <w:sz w:val="24"/>
           <w:szCs w:val="24"/>
+          <w:u w:val="single"/>
         </w:rPr>
       </w:pPr>
       <w:r>
@@ -42,6 +45,7 @@
           <w:bCs/>
           <w:sz w:val="24"/>
           <w:szCs w:val="24"/>
+          <w:u w:val="single"/>
         </w:rPr>
         <w:t>Curso de Ciência da Computação – 4º Semestre</w:t>
       </w:r>
@@ -50,6 +54,7 @@
       <w:pPr>
         <w:rPr>
           <w:rFonts w:ascii="Arial" w:hAnsi="Arial" w:cs="Arial"/>
+          <w:u w:val="single"/>
         </w:rPr>
       </w:pPr>
     </w:p>
@@ -62,6 +67,7 @@
           <w:bCs/>
           <w:sz w:val="24"/>
           <w:szCs w:val="24"/>
+          <w:u w:val="single"/>
         </w:rPr>
       </w:pPr>
       <w:r>
@@ -71,6 +77,7 @@
           <w:bCs/>
           <w:sz w:val="24"/>
           <w:szCs w:val="24"/>
+          <w:u w:val="single"/>
         </w:rPr>
         <w:t>Projeto Interdisciplinar – Desenvolvimento de Dashboard Interativo</w:t>
       </w:r>
@@ -79,6 +86,7 @@
       <w:pPr>
         <w:rPr>
           <w:rFonts w:ascii="Arial" w:hAnsi="Arial" w:cs="Arial"/>
+          <w:u w:val="single"/>
         </w:rPr>
       </w:pPr>
     </w:p>
@@ -91,6 +99,7 @@
           <w:bCs/>
           <w:sz w:val="40"/>
           <w:szCs w:val="40"/>
+          <w:u w:val="single"/>
         </w:rPr>
       </w:pPr>
     </w:p>
@@ -103,6 +112,7 @@
           <w:bCs/>
           <w:sz w:val="40"/>
           <w:szCs w:val="40"/>
+          <w:u w:val="single"/>
         </w:rPr>
       </w:pPr>
     </w:p>
@@ -115,6 +125,7 @@
           <w:bCs/>
           <w:sz w:val="40"/>
           <w:szCs w:val="40"/>
+          <w:u w:val="single"/>
         </w:rPr>
       </w:pPr>
     </w:p>
@@ -127,6 +138,7 @@
           <w:bCs/>
           <w:sz w:val="40"/>
           <w:szCs w:val="40"/>
+          <w:u w:val="single"/>
         </w:rPr>
       </w:pPr>
     </w:p>
@@ -137,6 +149,7 @@
           <w:rFonts w:ascii="Arial" w:hAnsi="Arial" w:cs="Arial"/>
           <w:b/>
           <w:bCs/>
+          <w:u w:val="single"/>
         </w:rPr>
       </w:pPr>
       <w:r>
@@ -146,6 +159,7 @@
           <w:bCs/>
           <w:sz w:val="40"/>
           <w:szCs w:val="40"/>
+          <w:u w:val="single"/>
         </w:rPr>
         <w:t xml:space="preserve">Análise Exploratória e Verificação da Qualidade da Base de Dados </w:t>
       </w:r>
@@ -157,6 +171,7 @@
           <w:bCs/>
           <w:sz w:val="40"/>
           <w:szCs w:val="40"/>
+          <w:u w:val="single"/>
         </w:rPr>
         <w:t>PicMoney</w:t>
       </w:r>
@@ -166,6 +181,7 @@
       <w:pPr>
         <w:rPr>
           <w:rFonts w:ascii="Arial" w:hAnsi="Arial" w:cs="Arial"/>
+          <w:u w:val="single"/>
         </w:rPr>
       </w:pPr>
     </w:p>
@@ -176,6 +192,7 @@
           <w:rFonts w:ascii="Arial" w:hAnsi="Arial" w:cs="Arial"/>
           <w:sz w:val="24"/>
           <w:szCs w:val="24"/>
+          <w:u w:val="single"/>
           <w:lang w:val="en-US"/>
         </w:rPr>
       </w:pPr>
@@ -185,6 +202,7 @@
           <w:rFonts w:ascii="Arial" w:hAnsi="Arial" w:cs="Arial"/>
           <w:sz w:val="24"/>
           <w:szCs w:val="24"/>
+          <w:u w:val="single"/>
           <w:lang w:val="en-US"/>
         </w:rPr>
         <w:t>Integrantes</w:t>
@@ -195,6 +213,7 @@
           <w:rFonts w:ascii="Arial" w:hAnsi="Arial" w:cs="Arial"/>
           <w:sz w:val="24"/>
           <w:szCs w:val="24"/>
+          <w:u w:val="single"/>
           <w:lang w:val="en-US"/>
         </w:rPr>
         <w:t xml:space="preserve">:  </w:t>
@@ -207,6 +226,7 @@
           <w:rFonts w:ascii="Arial" w:hAnsi="Arial" w:cs="Arial"/>
           <w:sz w:val="24"/>
           <w:szCs w:val="24"/>
+          <w:u w:val="single"/>
           <w:lang w:val="en-US"/>
         </w:rPr>
       </w:pPr>
@@ -215,6 +235,7 @@
           <w:rFonts w:ascii="Arial" w:hAnsi="Arial" w:cs="Arial"/>
           <w:sz w:val="24"/>
           <w:szCs w:val="24"/>
+          <w:u w:val="single"/>
           <w:lang w:val="en-US"/>
         </w:rPr>
         <w:t xml:space="preserve">- </w:t>
@@ -225,6 +246,7 @@
           <w:rFonts w:ascii="Arial" w:hAnsi="Arial" w:cs="Arial"/>
           <w:sz w:val="24"/>
           <w:szCs w:val="24"/>
+          <w:u w:val="single"/>
           <w:lang w:val="en-US"/>
         </w:rPr>
         <w:t>Caroliny</w:t>
@@ -235,6 +257,7 @@
           <w:rFonts w:ascii="Arial" w:hAnsi="Arial" w:cs="Arial"/>
           <w:sz w:val="24"/>
           <w:szCs w:val="24"/>
+          <w:u w:val="single"/>
           <w:lang w:val="en-US"/>
         </w:rPr>
         <w:t xml:space="preserve"> Rossi Bittencourt – RA: 24025959  </w:t>
@@ -247,13 +270,15 @@
           <w:rFonts w:ascii="Arial" w:hAnsi="Arial" w:cs="Arial"/>
           <w:sz w:val="24"/>
           <w:szCs w:val="24"/>
-        </w:rPr>
-      </w:pPr>
-      <w:r>
-        <w:rPr>
-          <w:rFonts w:ascii="Arial" w:hAnsi="Arial" w:cs="Arial"/>
-          <w:sz w:val="24"/>
-          <w:szCs w:val="24"/>
+          <w:u w:val="single"/>
+        </w:rPr>
+      </w:pPr>
+      <w:r>
+        <w:rPr>
+          <w:rFonts w:ascii="Arial" w:hAnsi="Arial" w:cs="Arial"/>
+          <w:sz w:val="24"/>
+          <w:szCs w:val="24"/>
+          <w:u w:val="single"/>
         </w:rPr>
         <w:t xml:space="preserve">- Duda Lucena Miguel – RA: 24025889  </w:t>
       </w:r>
@@ -265,13 +290,15 @@
           <w:rFonts w:ascii="Arial" w:hAnsi="Arial" w:cs="Arial"/>
           <w:sz w:val="24"/>
           <w:szCs w:val="24"/>
-        </w:rPr>
-      </w:pPr>
-      <w:r>
-        <w:rPr>
-          <w:rFonts w:ascii="Arial" w:hAnsi="Arial" w:cs="Arial"/>
-          <w:sz w:val="24"/>
-          <w:szCs w:val="24"/>
+          <w:u w:val="single"/>
+        </w:rPr>
+      </w:pPr>
+      <w:r>
+        <w:rPr>
+          <w:rFonts w:ascii="Arial" w:hAnsi="Arial" w:cs="Arial"/>
+          <w:sz w:val="24"/>
+          <w:szCs w:val="24"/>
+          <w:u w:val="single"/>
         </w:rPr>
         <w:t xml:space="preserve">- Isadora Teixeira </w:t>
       </w:r>
@@ -281,6 +308,7 @@
           <w:rFonts w:ascii="Arial" w:hAnsi="Arial" w:cs="Arial"/>
           <w:sz w:val="24"/>
           <w:szCs w:val="24"/>
+          <w:u w:val="single"/>
         </w:rPr>
         <w:t>Santoma</w:t>
       </w:r>
@@ -290,6 +318,7 @@
           <w:rFonts w:ascii="Arial" w:hAnsi="Arial" w:cs="Arial"/>
           <w:sz w:val="24"/>
           <w:szCs w:val="24"/>
+          <w:u w:val="single"/>
         </w:rPr>
         <w:t xml:space="preserve"> – RA: 24026458  </w:t>
       </w:r>
@@ -301,13 +330,15 @@
           <w:rFonts w:ascii="Arial" w:hAnsi="Arial" w:cs="Arial"/>
           <w:sz w:val="24"/>
           <w:szCs w:val="24"/>
-        </w:rPr>
-      </w:pPr>
-      <w:r>
-        <w:rPr>
-          <w:rFonts w:ascii="Arial" w:hAnsi="Arial" w:cs="Arial"/>
-          <w:sz w:val="24"/>
-          <w:szCs w:val="24"/>
+          <w:u w:val="single"/>
+        </w:rPr>
+      </w:pPr>
+      <w:r>
+        <w:rPr>
+          <w:rFonts w:ascii="Arial" w:hAnsi="Arial" w:cs="Arial"/>
+          <w:sz w:val="24"/>
+          <w:szCs w:val="24"/>
+          <w:u w:val="single"/>
         </w:rPr>
         <w:t xml:space="preserve">- Rafael Alves dos Santos Guimarães – RA: 24025724  </w:t>
       </w:r>
@@ -320,6 +351,7 @@
           <w:bCs/>
           <w:sz w:val="24"/>
           <w:szCs w:val="24"/>
+          <w:u w:val="single"/>
         </w:rPr>
       </w:pPr>
     </w:p>
@@ -332,6 +364,7 @@
           <w:bCs/>
           <w:sz w:val="24"/>
           <w:szCs w:val="24"/>
+          <w:u w:val="single"/>
         </w:rPr>
       </w:pPr>
     </w:p>
@@ -344,6 +377,7 @@
           <w:bCs/>
           <w:sz w:val="24"/>
           <w:szCs w:val="24"/>
+          <w:u w:val="single"/>
         </w:rPr>
       </w:pPr>
     </w:p>
@@ -356,6 +390,7 @@
           <w:bCs/>
           <w:sz w:val="24"/>
           <w:szCs w:val="24"/>
+          <w:u w:val="single"/>
         </w:rPr>
       </w:pPr>
     </w:p>
@@ -368,6 +403,7 @@
           <w:bCs/>
           <w:sz w:val="24"/>
           <w:szCs w:val="24"/>
+          <w:u w:val="single"/>
         </w:rPr>
       </w:pPr>
     </w:p>
@@ -380,6 +416,7 @@
           <w:bCs/>
           <w:sz w:val="24"/>
           <w:szCs w:val="24"/>
+          <w:u w:val="single"/>
         </w:rPr>
       </w:pPr>
     </w:p>
@@ -392,6 +429,7 @@
           <w:bCs/>
           <w:sz w:val="24"/>
           <w:szCs w:val="24"/>
+          <w:u w:val="single"/>
         </w:rPr>
       </w:pPr>
     </w:p>
@@ -404,6 +442,7 @@
           <w:bCs/>
           <w:sz w:val="24"/>
           <w:szCs w:val="24"/>
+          <w:u w:val="single"/>
         </w:rPr>
       </w:pPr>
     </w:p>
@@ -416,6 +455,7 @@
           <w:bCs/>
           <w:sz w:val="24"/>
           <w:szCs w:val="24"/>
+          <w:u w:val="single"/>
         </w:rPr>
       </w:pPr>
       <w:r>
@@ -425,6 +465,7 @@
           <w:bCs/>
           <w:sz w:val="24"/>
           <w:szCs w:val="24"/>
+          <w:u w:val="single"/>
         </w:rPr>
         <w:t>São Paulo</w:t>
       </w:r>
@@ -435,6 +476,7 @@
           <w:bCs/>
           <w:sz w:val="24"/>
           <w:szCs w:val="24"/>
+          <w:u w:val="single"/>
         </w:rPr>
         <w:br/>
       </w:r>
@@ -445,6 +487,7 @@
           <w:bCs/>
           <w:sz w:val="24"/>
           <w:szCs w:val="24"/>
+          <w:u w:val="single"/>
         </w:rPr>
         <w:t>2025</w:t>
       </w:r>
@@ -978,6 +1021,7 @@
           <w:sz w:val="24"/>
           <w:szCs w:val="24"/>
         </w:rPr>
+        <w:lastRenderedPageBreak/>
         <w:t xml:space="preserve">Base 1 – </w:t>
       </w:r>
       <w:r>
@@ -1061,7 +1105,6 @@
           <w:sz w:val="24"/>
           <w:szCs w:val="24"/>
         </w:rPr>
-        <w:lastRenderedPageBreak/>
         <w:t>Ela contém as seguintes informações:</w:t>
       </w:r>
     </w:p>
@@ -1617,6 +1660,7 @@
           <w:sz w:val="24"/>
           <w:szCs w:val="24"/>
         </w:rPr>
+        <w:lastRenderedPageBreak/>
         <w:t xml:space="preserve">A terceira base, </w:t>
       </w:r>
       <w:r>
@@ -1652,7 +1696,6 @@
           <w:sz w:val="24"/>
           <w:szCs w:val="24"/>
         </w:rPr>
-        <w:lastRenderedPageBreak/>
         <w:t>Ela contém as seguintes informações:</w:t>
       </w:r>
     </w:p>
@@ -2175,6 +2218,7 @@
           <w:sz w:val="24"/>
           <w:szCs w:val="24"/>
         </w:rPr>
+        <w:lastRenderedPageBreak/>
         <w:t>Essa base é essencial para compreender o potencial de mercado em eventos ou áreas de grande circulação, bem como o comportamento situacional dos usuários.</w:t>
       </w:r>
     </w:p>
@@ -2219,7 +2263,6 @@
           <w:sz w:val="24"/>
           <w:szCs w:val="24"/>
         </w:rPr>
-        <w:lastRenderedPageBreak/>
         <w:t xml:space="preserve">Após a identificação e descrição das quatro bases fornecidas, foi realizada uma análise descritiva para verificar a </w:t>
       </w:r>
       <w:r>
@@ -6353,6 +6396,7 @@
                 <w:lang w:eastAsia="pt-BR"/>
                 <w14:ligatures w14:val="none"/>
               </w:rPr>
+              <w:lastRenderedPageBreak/>
               <w:t>valor_cupom</w:t>
             </w:r>
             <w:proofErr w:type="spellEnd"/>
@@ -6689,7 +6733,6 @@
           <w:sz w:val="24"/>
           <w:szCs w:val="24"/>
         </w:rPr>
-        <w:lastRenderedPageBreak/>
         <w:t>Base_Massa_de_Teste_com_Lojas_e_Valores.csv</w:t>
       </w:r>
     </w:p>
@@ -11490,7 +11533,16 @@
           <w:sz w:val="24"/>
           <w:szCs w:val="24"/>
         </w:rPr>
-        <w:t xml:space="preserve"> e avaliar a possibilidade de integrá-las utilizando o número de telefone como identificador único dos usuários.</w:t>
+        <w:t xml:space="preserve"> e avaliar a possibilidade </w:t>
+      </w:r>
+      <w:r>
+        <w:rPr>
+          <w:rFonts w:ascii="Arial" w:hAnsi="Arial" w:cs="Arial"/>
+          <w:sz w:val="24"/>
+          <w:szCs w:val="24"/>
+        </w:rPr>
+        <w:lastRenderedPageBreak/>
+        <w:t>de integrá-las utilizando o número de telefone como identificador único dos usuários.</w:t>
       </w:r>
     </w:p>
     <w:p>
@@ -11508,7 +11560,6 @@
           <w:sz w:val="24"/>
           <w:szCs w:val="24"/>
         </w:rPr>
-        <w:lastRenderedPageBreak/>
         <w:t>Para verificar a consistência dos dados entre as bases, utilizou-se o número de telefone como chave primária (ID). A análise buscou identificar usuários presentes em mais de uma base:</w:t>
       </w:r>
     </w:p>
@@ -14533,6 +14584,7 @@
   <w:style w:type="character" w:default="1" w:styleId="Fontepargpadro">
     <w:name w:val="Default Paragraph Font"/>
     <w:uiPriority w:val="1"/>
+    <w:semiHidden/>
     <w:unhideWhenUsed/>
   </w:style>
   <w:style w:type="table" w:default="1" w:styleId="Tabelanormal">
